--- a/Files/01 - Bereshis/05 - Chayai Sara/5787/Chaya Sara 5787.docx
+++ b/Files/01 - Bereshis/05 - Chayai Sara/5787/Chaya Sara 5787.docx
@@ -767,7 +767,7 @@
         <w:rPr>
           <w:rFonts w:ascii="Times New Roman" w:hAnsi="Times New Roman" w:cs="Times New Roman"/>
         </w:rPr>
-        <w:t>here are no pockets in</w:t>
+        <w:t xml:space="preserve">here are no pockets in </w:t>
       </w:r>
       <w:r>
         <w:rPr>
@@ -1106,21 +1106,125 @@
         <w:rPr>
           <w:rFonts w:ascii="Times New Roman" w:hAnsi="Times New Roman" w:cs="Times New Roman"/>
         </w:rPr>
+        <w:t xml:space="preserve"> is </w:t>
+      </w:r>
+      <w:r>
+        <w:rPr>
+          <w:rFonts w:ascii="Times New Roman" w:hAnsi="Times New Roman" w:cs="Times New Roman" w:hint="cs"/>
+          <w:rtl/>
+        </w:rPr>
+        <w:t>ריכטיגע</w:t>
+      </w:r>
+      <w:r>
+        <w:rPr>
+          <w:rFonts w:ascii="Times New Roman" w:hAnsi="Times New Roman" w:cs="Times New Roman"/>
+          <w:rtl/>
+        </w:rPr>
+        <w:t xml:space="preserve"> </w:t>
+      </w:r>
+      <w:r>
+        <w:rPr>
+          <w:rFonts w:ascii="Times New Roman" w:hAnsi="Times New Roman" w:cs="Times New Roman" w:hint="cs"/>
+          <w:rtl/>
+        </w:rPr>
+        <w:t>עשירות</w:t>
+      </w:r>
+      <w:r>
+        <w:rPr>
+          <w:rFonts w:ascii="Times New Roman" w:hAnsi="Times New Roman" w:cs="Times New Roman"/>
+          <w:rtl/>
+        </w:rPr>
+        <w:t xml:space="preserve"> </w:t>
+      </w:r>
+      <w:r>
+        <w:rPr>
+          <w:rFonts w:ascii="Times New Roman" w:hAnsi="Times New Roman" w:cs="Times New Roman"/>
+        </w:rPr>
+        <w:t xml:space="preserve">? </w:t>
+      </w:r>
+      <w:r>
+        <w:rPr>
+          <w:rFonts w:ascii="Times New Roman" w:hAnsi="Times New Roman" w:cs="Times New Roman" w:hint="cs"/>
+          <w:rtl/>
+        </w:rPr>
+        <w:t>עשירות</w:t>
+      </w:r>
+      <w:r>
+        <w:rPr>
+          <w:rFonts w:ascii="Times New Roman" w:hAnsi="Times New Roman" w:cs="Times New Roman"/>
+        </w:rPr>
         <w:t xml:space="preserve"> is</w:t>
       </w:r>
       <w:r>
         <w:rPr>
-          <w:rFonts w:ascii="Times New Roman" w:hAnsi="Times New Roman" w:cs="Times New Roman" w:hint="cs"/>
-          <w:rtl/>
-        </w:rPr>
-        <w:t>ריכטיגע</w:t>
-      </w:r>
-      <w:r>
-        <w:rPr>
-          <w:rFonts w:ascii="Times New Roman" w:hAnsi="Times New Roman" w:cs="Times New Roman"/>
-          <w:rtl/>
-        </w:rPr>
-        <w:t xml:space="preserve"> </w:t>
+          <w:rFonts w:ascii="Times New Roman" w:hAnsi="Times New Roman" w:cs="Times New Roman"/>
+        </w:rPr>
+        <w:t xml:space="preserve"> </w:t>
+      </w:r>
+      <w:r>
+        <w:rPr>
+          <w:rFonts w:ascii="Times New Roman" w:hAnsi="Times New Roman" w:cs="Times New Roman" w:hint="cs"/>
+          <w:rtl/>
+        </w:rPr>
+        <w:t>תורה</w:t>
+      </w:r>
+      <w:r>
+        <w:rPr>
+          <w:rFonts w:ascii="Times New Roman" w:hAnsi="Times New Roman" w:cs="Times New Roman"/>
+        </w:rPr>
+        <w:t xml:space="preserve">, </w:t>
+      </w:r>
+      <w:r>
+        <w:rPr>
+          <w:rFonts w:ascii="Times New Roman" w:hAnsi="Times New Roman" w:cs="Times New Roman" w:hint="cs"/>
+          <w:rtl/>
+        </w:rPr>
+        <w:t>מצוות</w:t>
+      </w:r>
+      <w:r>
+        <w:rPr>
+          <w:rFonts w:ascii="Times New Roman" w:hAnsi="Times New Roman" w:cs="Times New Roman"/>
+        </w:rPr>
+        <w:t xml:space="preserve">, </w:t>
+      </w:r>
+      <w:r>
+        <w:rPr>
+          <w:rFonts w:ascii="Times New Roman" w:hAnsi="Times New Roman" w:cs="Times New Roman" w:hint="cs"/>
+          <w:rtl/>
+        </w:rPr>
+        <w:t>ומעשים</w:t>
+      </w:r>
+      <w:r>
+        <w:rPr>
+          <w:rFonts w:ascii="Times New Roman" w:hAnsi="Times New Roman" w:cs="Times New Roman"/>
+          <w:rtl/>
+        </w:rPr>
+        <w:t xml:space="preserve"> </w:t>
+      </w:r>
+      <w:r>
+        <w:rPr>
+          <w:rFonts w:ascii="Times New Roman" w:hAnsi="Times New Roman" w:cs="Times New Roman" w:hint="cs"/>
+          <w:rtl/>
+        </w:rPr>
+        <w:t>טובים</w:t>
+      </w:r>
+      <w:r>
+        <w:rPr>
+          <w:rFonts w:ascii="Times New Roman" w:hAnsi="Times New Roman" w:cs="Times New Roman"/>
+        </w:rPr>
+        <w:t xml:space="preserve">. </w:t>
+      </w:r>
+      <w:r>
+        <w:rPr>
+          <w:rFonts w:ascii="Times New Roman" w:hAnsi="Times New Roman" w:cs="Times New Roman"/>
+        </w:rPr>
+        <w:t>T</w:t>
+      </w:r>
+      <w:r>
+        <w:rPr>
+          <w:rFonts w:ascii="Times New Roman" w:hAnsi="Times New Roman" w:cs="Times New Roman"/>
+        </w:rPr>
+        <w:t xml:space="preserve">hat is the true </w:t>
       </w:r>
       <w:r>
         <w:rPr>
@@ -1140,114 +1244,10 @@
         <w:rPr>
           <w:rFonts w:ascii="Times New Roman" w:hAnsi="Times New Roman" w:cs="Times New Roman"/>
         </w:rPr>
-        <w:t xml:space="preserve">? </w:t>
-      </w:r>
-      <w:r>
-        <w:rPr>
-          <w:rFonts w:ascii="Times New Roman" w:hAnsi="Times New Roman" w:cs="Times New Roman" w:hint="cs"/>
-          <w:rtl/>
-        </w:rPr>
-        <w:t>עשירות</w:t>
-      </w:r>
-      <w:r>
-        <w:rPr>
-          <w:rFonts w:ascii="Times New Roman" w:hAnsi="Times New Roman" w:cs="Times New Roman"/>
-        </w:rPr>
-        <w:t xml:space="preserve"> is</w:t>
-      </w:r>
-      <w:r>
-        <w:rPr>
-          <w:rFonts w:ascii="Times New Roman" w:hAnsi="Times New Roman" w:cs="Times New Roman"/>
-        </w:rPr>
-        <w:t xml:space="preserve"> </w:t>
-      </w:r>
-      <w:r>
-        <w:rPr>
-          <w:rFonts w:ascii="Times New Roman" w:hAnsi="Times New Roman" w:cs="Times New Roman" w:hint="cs"/>
-          <w:rtl/>
-        </w:rPr>
-        <w:t>תורה</w:t>
-      </w:r>
-      <w:r>
-        <w:rPr>
-          <w:rFonts w:ascii="Times New Roman" w:hAnsi="Times New Roman" w:cs="Times New Roman"/>
-        </w:rPr>
-        <w:t xml:space="preserve">, </w:t>
-      </w:r>
-      <w:r>
-        <w:rPr>
-          <w:rFonts w:ascii="Times New Roman" w:hAnsi="Times New Roman" w:cs="Times New Roman" w:hint="cs"/>
-          <w:rtl/>
-        </w:rPr>
-        <w:t>מצוות</w:t>
-      </w:r>
-      <w:r>
-        <w:rPr>
-          <w:rFonts w:ascii="Times New Roman" w:hAnsi="Times New Roman" w:cs="Times New Roman"/>
-        </w:rPr>
-        <w:t xml:space="preserve">, </w:t>
-      </w:r>
-      <w:r>
-        <w:rPr>
-          <w:rFonts w:ascii="Times New Roman" w:hAnsi="Times New Roman" w:cs="Times New Roman" w:hint="cs"/>
-          <w:rtl/>
-        </w:rPr>
-        <w:t>ומעשים</w:t>
-      </w:r>
-      <w:r>
-        <w:rPr>
-          <w:rFonts w:ascii="Times New Roman" w:hAnsi="Times New Roman" w:cs="Times New Roman"/>
-          <w:rtl/>
-        </w:rPr>
-        <w:t xml:space="preserve"> </w:t>
-      </w:r>
-      <w:r>
-        <w:rPr>
-          <w:rFonts w:ascii="Times New Roman" w:hAnsi="Times New Roman" w:cs="Times New Roman" w:hint="cs"/>
-          <w:rtl/>
-        </w:rPr>
-        <w:t>טובים</w:t>
-      </w:r>
-      <w:r>
-        <w:rPr>
-          <w:rFonts w:ascii="Times New Roman" w:hAnsi="Times New Roman" w:cs="Times New Roman"/>
-        </w:rPr>
         <w:t xml:space="preserve">. </w:t>
       </w:r>
       <w:r>
         <w:rPr>
-          <w:rFonts w:ascii="Times New Roman" w:hAnsi="Times New Roman" w:cs="Times New Roman"/>
-        </w:rPr>
-        <w:t>T</w:t>
-      </w:r>
-      <w:r>
-        <w:rPr>
-          <w:rFonts w:ascii="Times New Roman" w:hAnsi="Times New Roman" w:cs="Times New Roman"/>
-        </w:rPr>
-        <w:t>hat is the true</w:t>
-      </w:r>
-      <w:r>
-        <w:rPr>
-          <w:rFonts w:ascii="Times New Roman" w:hAnsi="Times New Roman" w:cs="Times New Roman" w:hint="cs"/>
-          <w:rtl/>
-        </w:rPr>
-        <w:t>עשירות</w:t>
-      </w:r>
-      <w:r>
-        <w:rPr>
-          <w:rFonts w:ascii="Times New Roman" w:hAnsi="Times New Roman" w:cs="Times New Roman"/>
-          <w:rtl/>
-        </w:rPr>
-        <w:t xml:space="preserve"> </w:t>
-      </w:r>
-      <w:r>
-        <w:rPr>
-          <w:rFonts w:ascii="Times New Roman" w:hAnsi="Times New Roman" w:cs="Times New Roman"/>
-        </w:rPr>
-        <w:t xml:space="preserve">. </w:t>
-      </w:r>
-      <w:r>
-        <w:rPr>
           <w:rFonts w:ascii="Times New Roman" w:hAnsi="Times New Roman" w:cs="Times New Roman" w:hint="cs"/>
           <w:rtl/>
         </w:rPr>
@@ -1355,7 +1355,7 @@
         <w:rPr>
           <w:rFonts w:ascii="Times New Roman" w:hAnsi="Times New Roman" w:cs="Times New Roman"/>
         </w:rPr>
-        <w:t>, full of people who are following in the footsteps of their</w:t>
+        <w:t xml:space="preserve">, full of people who are following in the footsteps of their </w:t>
       </w:r>
       <w:r>
         <w:rPr>
